--- a/manuscripts/ete_ajcc8_202603/ETE_submission_package_UPDATED_3_26/02_Manuscript_Main_Blinded.docx
+++ b/manuscripts/ete_ajcc8_202603/ETE_submission_package_UPDATED_3_26/02_Manuscript_Main_Blinded.docx
@@ -169,7 +169,7 @@
           <w:sz w:val="24"/>
           <w:szCs w:val="24"/>
         </w:rPr>
-        <w:t xml:space="preserve">Papillary thyroid carcinoma (PTC) accounts for approximately 85% of thyroid cancers, with an estimated 44,020 new cases annually in the United States.</w:t>
+        <w:t xml:space="preserve">Papillary thyroid carcinoma (PTC) accounts for approximately 85% of thyroid cancers, with an estimated 44,020 new cases diagnosed in the United States in 2024.</w:t>
       </w:r>
       <w:r>
         <w:rPr>
@@ -1582,7 +1582,7 @@
           <w:sz w:val="24"/>
           <w:szCs w:val="24"/>
         </w:rPr>
-        <w:t xml:space="preserve">Ringel MD, Brito JP, Duh Q-Y, et al. 2025 ATA Management Guidelines for Adult Patients with Differentiated Thyroid Cancer. Thyroid. 2025;35(8):841–985.</w:t>
+        <w:t xml:space="preserve">Ringel MD, Sosa JA, Baloch Z, et al. 2025 ATA Management Guidelines for Adult Patients with Differentiated Thyroid Cancer. Thyroid. 2025;35(8):841–985.</w:t>
       </w:r>
     </w:p>
     <w:p>
@@ -1605,7 +1605,7 @@
           <w:sz w:val="24"/>
           <w:szCs w:val="24"/>
         </w:rPr>
-        <w:t xml:space="preserve">Bortz MD, Kuchta K, Winchester D, et al. Extrathyroidal extension predicts negative clinical outcomes in PTC. Surgery. 2021;169(1):110–116.</w:t>
+        <w:t xml:space="preserve">Bortz MD, Kuchta K, Winchester DJ, Prinz RA, Moo-Young TA. Extrathyroidal extension predicts negative clinical outcomes in papillary thyroid cancer. Surgery. 2021;169(1):2–6.</w:t>
       </w:r>
     </w:p>
     <w:p>
@@ -1743,7 +1743,7 @@
           <w:sz w:val="24"/>
           <w:szCs w:val="24"/>
         </w:rPr>
-        <w:t xml:space="preserve">Kim CA, Kim HI, Kim NH, et al. Prognostic impact of primary tumor size in PTC without LN metastasis. Endocrinol Metab. 2025;40(1):112–121.</w:t>
+        <w:t xml:space="preserve">Kim CA, Kim HI, Kim NH, et al. Prognostic impact of primary tumor size in PTC without LN metastasis. Endocrinol Metab. 2025;40(3):405–413.</w:t>
       </w:r>
     </w:p>
     <w:p>
@@ -1835,7 +1835,7 @@
           <w:sz w:val="24"/>
           <w:szCs w:val="24"/>
         </w:rPr>
-        <w:t xml:space="preserve">Morosan Allo YM, Bosio L, Morejon A, et al. AJCC 7th vs. 8th for DTC. BMC Endocr Disord. 2022;22(1):159.</w:t>
+        <w:t xml:space="preserve">Morosan Allo YM, Bosio L, Morejon A, et al. Comparison of the prognostic value of AJCC cancer staging system 7th and 8th editions for DTC. BMC Endocr Disord. 2022;22:146.</w:t>
       </w:r>
     </w:p>
     <w:p>
@@ -1950,7 +1950,7 @@
           <w:sz w:val="24"/>
           <w:szCs w:val="24"/>
         </w:rPr>
-        <w:t xml:space="preserve">Lechner M, Bernardo AC, Lampe A, et al. Stage distribution changes and DSS in DTC with AJCC 8th. Oncologist. 2020;25(12):e1867–e1878.</w:t>
+        <w:t xml:space="preserve">Lechner MG, Bernardo AC, Lampe A, et al. Changes in stage distribution and disease-specific survival in DTC with transition to AJCC 8th edition: a systematic review and meta-analysis. Oncologist. 2021;26(2):e251–e260.</w:t>
       </w:r>
     </w:p>
     <w:p>
@@ -1996,7 +1996,7 @@
           <w:sz w:val="24"/>
           <w:szCs w:val="24"/>
         </w:rPr>
-        <w:t xml:space="preserve">Lechner M, Bernardo AC, Lampe A, et al. Systematic review and meta-analysis of AJCC staging editions. Oncologist. 2020;25(12):e1867–e1878.</w:t>
+        <w:t xml:space="preserve">Lechner MG, Bernardo AC, Lampe A, et al. Changes in stage distribution and disease-specific survival in DTC with transition to AJCC 8th edition: a systematic review and meta-analysis. Oncologist. 2021;26(2):e251–e260. [NOTE: duplicate of Ref 22 – deduplicate before submission]</w:t>
       </w:r>
     </w:p>
     <w:p>
@@ -2042,7 +2042,7 @@
           <w:sz w:val="24"/>
           <w:szCs w:val="24"/>
         </w:rPr>
-        <w:t xml:space="preserve">Weber M, Binse I, Oebbecke K, et al. Risk factors and prognosis in DTC with minimal ETE. BMC Endocr Disord. 2021;21(1):145.</w:t>
+        <w:t xml:space="preserve">Weber M, Binse I, Oebbecke K, et al. Analysis of risk factors and prognosis in DTC with focus on minimal extrathyroidal extension. BMC Endocr Disord. 2021;21(1):161.</w:t>
       </w:r>
     </w:p>
     <w:p>
@@ -2065,7 +2065,7 @@
           <w:sz w:val="24"/>
           <w:szCs w:val="24"/>
         </w:rPr>
-        <w:t xml:space="preserve">Marques B, Martins R, Couto J, et al. Microscopic ETE in PTC and response to therapy. Arch Endocrinol Metab. 2020;64(3):287–293.</w:t>
+        <w:t xml:space="preserve">Marques B, Martins RG, Couto J, et al. Microscopic extrathyroid extension in papillary thyroid carcinoma: impact on response to therapy. Arch Endocrinol Metab. 2020;64(2):144–149.</w:t>
       </w:r>
     </w:p>
     <w:p>
@@ -2088,7 +2088,7 @@
           <w:sz w:val="24"/>
           <w:szCs w:val="24"/>
         </w:rPr>
-        <w:t xml:space="preserve">Samargandy S, Samargandy SJ, Faruqui HM, et al. Age, not tumor size, modifies ETE–outcome association. Ann Saudi Med. 2025;45(6):414–421.</w:t>
+        <w:t xml:space="preserve">Samargandy S, Samargandy SJ, Faruqui HM, et al. Age, not tumor size, modifies ETE–outcome association. Ann Saudi Med. 2025;45(6):414–421. [UNVERIFIED – confirm pagination before submission]</w:t>
       </w:r>
     </w:p>
     <w:p>
@@ -2249,7 +2249,7 @@
           <w:sz w:val="24"/>
           <w:szCs w:val="24"/>
         </w:rPr>
-        <w:t xml:space="preserve">Won HR, Kim JW, Son H, et al. Gross ETE to strap muscle by tumor size in DTC: meta-analysis. Clin Exp Otorhinolaryngol. 2024;17(4):367–376.</w:t>
+        <w:t xml:space="preserve">Won HR, Kim JW, Son HO, et al. Clinical significance of gross extrathyroidal extension to only the strap muscle according to tumor size in DTC: a systematic review and meta-analysis. Clin Exp Otorhinolaryngol. 2024;17(4):336–345.</w:t>
       </w:r>
     </w:p>
     <w:p>
